--- a/deliverables/RDelay_종합설계서_v0.1.docx
+++ b/deliverables/RDelay_종합설계서_v0.1.docx
@@ -2921,8 +2921,7 @@
     </w:p>
     <w:p>
       <w:pPr>
-        <w:spacing w:before="80" w:after="120"/>
-        <w:jc w:val="center"/>
+        <w:pStyle w:val="FirstParagraph"/>
       </w:pPr>
       <m:oMathPara>
         <m:oMathParaPr>
@@ -3147,17 +3146,22 @@
           </m:sSub>
         </m:oMath>
       </m:oMathPara>
+    </w:p>
+    <w:p>
+      <w:pPr>
+        <w:spacing w:before="0" w:after="60"/>
+        <w:jc w:val="right"/>
+      </w:pPr>
       <w:r>
         <w:rPr>
-          <w:sz w:val="16"/>
+          <w:sz w:val="14"/>
         </w:rPr>
-        <w:t xml:space="preserve">   (1)</w:t>
+        <w:t>(1)</w:t>
       </w:r>
     </w:p>
     <w:p>
       <w:pPr>
-        <w:spacing w:before="80" w:after="120"/>
-        <w:jc w:val="center"/>
+        <w:pStyle w:val="FirstParagraph"/>
       </w:pPr>
       <m:oMathPara>
         <m:oMathParaPr>
@@ -3351,11 +3355,17 @@
           </m:sSub>
         </m:oMath>
       </m:oMathPara>
+    </w:p>
+    <w:p>
+      <w:pPr>
+        <w:spacing w:before="0" w:after="60"/>
+        <w:jc w:val="right"/>
+      </w:pPr>
       <w:r>
         <w:rPr>
-          <w:sz w:val="16"/>
+          <w:sz w:val="14"/>
         </w:rPr>
-        <w:t xml:space="preserve">   (2)</w:t>
+        <w:t>(2)</w:t>
       </w:r>
     </w:p>
     <w:tbl>
@@ -3933,8 +3943,7 @@
     </w:p>
     <w:p>
       <w:pPr>
-        <w:spacing w:before="80" w:after="120"/>
-        <w:jc w:val="center"/>
+        <w:pStyle w:val="FirstParagraph"/>
       </w:pPr>
       <m:oMathPara>
         <m:oMathParaPr>
@@ -4132,11 +4141,17 @@
           </m:sSub>
         </m:oMath>
       </m:oMathPara>
+    </w:p>
+    <w:p>
+      <w:pPr>
+        <w:spacing w:before="0" w:after="60"/>
+        <w:jc w:val="right"/>
+      </w:pPr>
       <w:r>
         <w:rPr>
-          <w:sz w:val="16"/>
+          <w:sz w:val="14"/>
         </w:rPr>
-        <w:t xml:space="preserve">   (3)</w:t>
+        <w:t>(3)</w:t>
       </w:r>
     </w:p>
     <w:p>
@@ -4173,8 +4188,7 @@
     </w:p>
     <w:p>
       <w:pPr>
-        <w:spacing w:before="80" w:after="120"/>
-        <w:jc w:val="center"/>
+        <w:pStyle w:val="FirstParagraph"/>
       </w:pPr>
       <m:oMathPara>
         <m:oMathParaPr>
@@ -4365,11 +4379,17 @@
           </m:d>
         </m:oMath>
       </m:oMathPara>
+    </w:p>
+    <w:p>
+      <w:pPr>
+        <w:spacing w:before="0" w:after="60"/>
+        <w:jc w:val="right"/>
+      </w:pPr>
       <w:r>
         <w:rPr>
-          <w:sz w:val="16"/>
+          <w:sz w:val="14"/>
         </w:rPr>
-        <w:t xml:space="preserve">   (4)</w:t>
+        <w:t>(4)</w:t>
       </w:r>
     </w:p>
     <w:p>
@@ -4711,8 +4731,7 @@
     </w:p>
     <w:p>
       <w:pPr>
-        <w:spacing w:before="80" w:after="120"/>
-        <w:jc w:val="center"/>
+        <w:pStyle w:val="FirstParagraph"/>
       </w:pPr>
       <m:oMathPara>
         <m:oMathParaPr>
@@ -4952,17 +4971,22 @@
           </m:sSup>
         </m:oMath>
       </m:oMathPara>
+    </w:p>
+    <w:p>
+      <w:pPr>
+        <w:spacing w:before="0" w:after="60"/>
+        <w:jc w:val="right"/>
+      </w:pPr>
       <w:r>
         <w:rPr>
-          <w:sz w:val="16"/>
+          <w:sz w:val="14"/>
         </w:rPr>
-        <w:t xml:space="preserve">   (5)</w:t>
+        <w:t>(5)</w:t>
       </w:r>
     </w:p>
     <w:p>
       <w:pPr>
-        <w:spacing w:before="80" w:after="120"/>
-        <w:jc w:val="center"/>
+        <w:pStyle w:val="FirstParagraph"/>
       </w:pPr>
       <m:oMathPara>
         <m:oMathParaPr>
@@ -5240,11 +5264,17 @@
           </m:sSub>
         </m:oMath>
       </m:oMathPara>
+    </w:p>
+    <w:p>
+      <w:pPr>
+        <w:spacing w:before="0" w:after="60"/>
+        <w:jc w:val="right"/>
+      </w:pPr>
       <w:r>
         <w:rPr>
-          <w:sz w:val="16"/>
+          <w:sz w:val="14"/>
         </w:rPr>
-        <w:t xml:space="preserve">   (6)</w:t>
+        <w:t>(6)</w:t>
       </w:r>
     </w:p>
     <w:tbl>
@@ -5851,8 +5881,7 @@
     </w:p>
     <w:p>
       <w:pPr>
-        <w:spacing w:before="80" w:after="120"/>
-        <w:jc w:val="center"/>
+        <w:pStyle w:val="FirstParagraph"/>
       </w:pPr>
       <m:oMathPara>
         <m:oMathParaPr>
@@ -6095,17 +6124,22 @@
           </m:r>
         </m:oMath>
       </m:oMathPara>
+    </w:p>
+    <w:p>
+      <w:pPr>
+        <w:spacing w:before="0" w:after="60"/>
+        <w:jc w:val="right"/>
+      </w:pPr>
       <w:r>
         <w:rPr>
-          <w:sz w:val="16"/>
+          <w:sz w:val="14"/>
         </w:rPr>
-        <w:t xml:space="preserve">   (7)</w:t>
+        <w:t>(7)</w:t>
       </w:r>
     </w:p>
     <w:p>
       <w:pPr>
-        <w:spacing w:before="80" w:after="120"/>
-        <w:jc w:val="center"/>
+        <w:pStyle w:val="FirstParagraph"/>
       </w:pPr>
       <m:oMathPara>
         <m:oMathParaPr>
@@ -6295,11 +6329,17 @@
           </m:sSub>
         </m:oMath>
       </m:oMathPara>
+    </w:p>
+    <w:p>
+      <w:pPr>
+        <w:spacing w:before="0" w:after="60"/>
+        <w:jc w:val="right"/>
+      </w:pPr>
       <w:r>
         <w:rPr>
-          <w:sz w:val="16"/>
+          <w:sz w:val="14"/>
         </w:rPr>
-        <w:t xml:space="preserve">   (8)</w:t>
+        <w:t>(8)</w:t>
       </w:r>
     </w:p>
     <w:p>
@@ -6312,8 +6352,7 @@
     </w:p>
     <w:p>
       <w:pPr>
-        <w:spacing w:before="80" w:after="120"/>
-        <w:jc w:val="center"/>
+        <w:pStyle w:val="FirstParagraph"/>
       </w:pPr>
       <m:oMathPara>
         <m:oMathParaPr>
@@ -6499,11 +6538,17 @@
           </m:d>
         </m:oMath>
       </m:oMathPara>
+    </w:p>
+    <w:p>
+      <w:pPr>
+        <w:spacing w:before="0" w:after="60"/>
+        <w:jc w:val="right"/>
+      </w:pPr>
       <w:r>
         <w:rPr>
-          <w:sz w:val="16"/>
+          <w:sz w:val="14"/>
         </w:rPr>
-        <w:t xml:space="preserve">   (9)</w:t>
+        <w:t>(9)</w:t>
       </w:r>
     </w:p>
     <w:p>
@@ -6826,8 +6871,7 @@
     </w:p>
     <w:p>
       <w:pPr>
-        <w:spacing w:before="80" w:after="120"/>
-        <w:jc w:val="center"/>
+        <w:pStyle w:val="FirstParagraph"/>
       </w:pPr>
       <m:oMathPara>
         <m:oMathParaPr>
@@ -7115,17 +7159,22 @@
           </m:f>
         </m:oMath>
       </m:oMathPara>
+    </w:p>
+    <w:p>
+      <w:pPr>
+        <w:spacing w:before="0" w:after="60"/>
+        <w:jc w:val="right"/>
+      </w:pPr>
       <w:r>
         <w:rPr>
-          <w:sz w:val="16"/>
+          <w:sz w:val="14"/>
         </w:rPr>
-        <w:t xml:space="preserve">   (10)</w:t>
+        <w:t>(10)</w:t>
       </w:r>
     </w:p>
     <w:p>
       <w:pPr>
-        <w:spacing w:before="80" w:after="120"/>
-        <w:jc w:val="center"/>
+        <w:pStyle w:val="FirstParagraph"/>
       </w:pPr>
       <m:oMathPara>
         <m:oMathParaPr>
@@ -7258,11 +7307,17 @@
           </m:sSup>
         </m:oMath>
       </m:oMathPara>
+    </w:p>
+    <w:p>
+      <w:pPr>
+        <w:spacing w:before="0" w:after="60"/>
+        <w:jc w:val="right"/>
+      </w:pPr>
       <w:r>
         <w:rPr>
-          <w:sz w:val="16"/>
+          <w:sz w:val="14"/>
         </w:rPr>
-        <w:t xml:space="preserve">   (11)</w:t>
+        <w:t>(11)</w:t>
       </w:r>
     </w:p>
     <w:tbl>
@@ -7641,8 +7696,7 @@
     </w:p>
     <w:p>
       <w:pPr>
-        <w:spacing w:before="80" w:after="120"/>
-        <w:jc w:val="center"/>
+        <w:pStyle w:val="FirstParagraph"/>
       </w:pPr>
       <m:oMathPara>
         <m:oMathParaPr>
@@ -7887,17 +7941,22 @@
           </m:sSub>
         </m:oMath>
       </m:oMathPara>
+    </w:p>
+    <w:p>
+      <w:pPr>
+        <w:spacing w:before="0" w:after="60"/>
+        <w:jc w:val="right"/>
+      </w:pPr>
       <w:r>
         <w:rPr>
-          <w:sz w:val="16"/>
+          <w:sz w:val="14"/>
         </w:rPr>
-        <w:t xml:space="preserve">   (12)</w:t>
+        <w:t>(12)</w:t>
       </w:r>
     </w:p>
     <w:p>
       <w:pPr>
-        <w:spacing w:before="80" w:after="120"/>
-        <w:jc w:val="center"/>
+        <w:pStyle w:val="FirstParagraph"/>
       </w:pPr>
       <m:oMathPara>
         <m:oMathParaPr>
@@ -8040,11 +8099,17 @@
           </m:d>
         </m:oMath>
       </m:oMathPara>
+    </w:p>
+    <w:p>
+      <w:pPr>
+        <w:spacing w:before="0" w:after="60"/>
+        <w:jc w:val="right"/>
+      </w:pPr>
       <w:r>
         <w:rPr>
-          <w:sz w:val="16"/>
+          <w:sz w:val="14"/>
         </w:rPr>
-        <w:t xml:space="preserve">   (13)</w:t>
+        <w:t>(13)</w:t>
       </w:r>
     </w:p>
     <w:tbl>
@@ -8585,8 +8650,7 @@
     </w:p>
     <w:p>
       <w:pPr>
-        <w:spacing w:before="80" w:after="120"/>
-        <w:jc w:val="center"/>
+        <w:pStyle w:val="FirstParagraph"/>
       </w:pPr>
       <m:oMathPara>
         <m:oMathParaPr>
@@ -8776,11 +8840,17 @@
           </m:r>
         </m:oMath>
       </m:oMathPara>
+    </w:p>
+    <w:p>
+      <w:pPr>
+        <w:spacing w:before="0" w:after="60"/>
+        <w:jc w:val="right"/>
+      </w:pPr>
       <w:r>
         <w:rPr>
-          <w:sz w:val="16"/>
+          <w:sz w:val="14"/>
         </w:rPr>
-        <w:t xml:space="preserve">   (14)</w:t>
+        <w:t>(14)</w:t>
       </w:r>
     </w:p>
     <w:p>
@@ -9103,8 +9173,7 @@
     </w:p>
     <w:p>
       <w:pPr>
-        <w:spacing w:before="80" w:after="120"/>
-        <w:jc w:val="center"/>
+        <w:pStyle w:val="FirstParagraph"/>
       </w:pPr>
       <m:oMathPara>
         <m:oMathParaPr>
@@ -9332,17 +9401,22 @@
           </m:r>
         </m:oMath>
       </m:oMathPara>
+    </w:p>
+    <w:p>
+      <w:pPr>
+        <w:spacing w:before="0" w:after="60"/>
+        <w:jc w:val="right"/>
+      </w:pPr>
       <w:r>
         <w:rPr>
-          <w:sz w:val="16"/>
+          <w:sz w:val="14"/>
         </w:rPr>
-        <w:t xml:space="preserve">   (15)</w:t>
+        <w:t>(15)</w:t>
       </w:r>
     </w:p>
     <w:p>
       <w:pPr>
-        <w:spacing w:before="80" w:after="120"/>
-        <w:jc w:val="center"/>
+        <w:pStyle w:val="FirstParagraph"/>
       </w:pPr>
       <m:oMathPara>
         <m:oMathParaPr>
@@ -9543,17 +9617,22 @@
           </m:r>
         </m:oMath>
       </m:oMathPara>
+    </w:p>
+    <w:p>
+      <w:pPr>
+        <w:spacing w:before="0" w:after="60"/>
+        <w:jc w:val="right"/>
+      </w:pPr>
       <w:r>
         <w:rPr>
-          <w:sz w:val="16"/>
+          <w:sz w:val="14"/>
         </w:rPr>
-        <w:t xml:space="preserve">   (16)</w:t>
+        <w:t>(16)</w:t>
       </w:r>
     </w:p>
     <w:p>
       <w:pPr>
-        <w:spacing w:before="80" w:after="120"/>
-        <w:jc w:val="center"/>
+        <w:pStyle w:val="FirstParagraph"/>
       </w:pPr>
       <m:oMathPara>
         <m:oMathParaPr>
@@ -9772,17 +9851,22 @@
           </m:r>
         </m:oMath>
       </m:oMathPara>
+    </w:p>
+    <w:p>
+      <w:pPr>
+        <w:spacing w:before="0" w:after="60"/>
+        <w:jc w:val="right"/>
+      </w:pPr>
       <w:r>
         <w:rPr>
-          <w:sz w:val="16"/>
+          <w:sz w:val="14"/>
         </w:rPr>
-        <w:t xml:space="preserve">   (17)</w:t>
+        <w:t>(17)</w:t>
       </w:r>
     </w:p>
     <w:p>
       <w:pPr>
-        <w:spacing w:before="80" w:after="120"/>
-        <w:jc w:val="center"/>
+        <w:pStyle w:val="FirstParagraph"/>
       </w:pPr>
       <m:oMathPara>
         <m:oMathParaPr>
@@ -10024,11 +10108,17 @@
           </m:r>
         </m:oMath>
       </m:oMathPara>
+    </w:p>
+    <w:p>
+      <w:pPr>
+        <w:spacing w:before="0" w:after="60"/>
+        <w:jc w:val="right"/>
+      </w:pPr>
       <w:r>
         <w:rPr>
-          <w:sz w:val="16"/>
+          <w:sz w:val="14"/>
         </w:rPr>
-        <w:t xml:space="preserve">   (18)</w:t>
+        <w:t>(18)</w:t>
       </w:r>
     </w:p>
     <w:tbl>
@@ -10457,8 +10547,7 @@
     </w:p>
     <w:p>
       <w:pPr>
-        <w:spacing w:before="80" w:after="120"/>
-        <w:jc w:val="center"/>
+        <w:pStyle w:val="FirstParagraph"/>
       </w:pPr>
       <m:oMathPara>
         <m:oMathParaPr>
@@ -10699,17 +10788,22 @@
           </m:r>
         </m:oMath>
       </m:oMathPara>
+    </w:p>
+    <w:p>
+      <w:pPr>
+        <w:spacing w:before="0" w:after="60"/>
+        <w:jc w:val="right"/>
+      </w:pPr>
       <w:r>
         <w:rPr>
-          <w:sz w:val="16"/>
+          <w:sz w:val="14"/>
         </w:rPr>
-        <w:t xml:space="preserve">   (19)</w:t>
+        <w:t>(19)</w:t>
       </w:r>
     </w:p>
     <w:p>
       <w:pPr>
-        <w:spacing w:before="80" w:after="120"/>
-        <w:jc w:val="center"/>
+        <w:pStyle w:val="FirstParagraph"/>
       </w:pPr>
       <m:oMathPara>
         <m:oMathParaPr>
@@ -10903,17 +10997,22 @@
           </m:d>
         </m:oMath>
       </m:oMathPara>
+    </w:p>
+    <w:p>
+      <w:pPr>
+        <w:spacing w:before="0" w:after="60"/>
+        <w:jc w:val="right"/>
+      </w:pPr>
       <w:r>
         <w:rPr>
-          <w:sz w:val="16"/>
+          <w:sz w:val="14"/>
         </w:rPr>
-        <w:t xml:space="preserve">   (20)</w:t>
+        <w:t>(20)</w:t>
       </w:r>
     </w:p>
     <w:p>
       <w:pPr>
-        <w:spacing w:before="80" w:after="120"/>
-        <w:jc w:val="center"/>
+        <w:pStyle w:val="FirstParagraph"/>
       </w:pPr>
       <m:oMathPara>
         <m:oMathParaPr>
@@ -11100,11 +11199,17 @@
           </m:d>
         </m:oMath>
       </m:oMathPara>
+    </w:p>
+    <w:p>
+      <w:pPr>
+        <w:spacing w:before="0" w:after="60"/>
+        <w:jc w:val="right"/>
+      </w:pPr>
       <w:r>
         <w:rPr>
-          <w:sz w:val="16"/>
+          <w:sz w:val="14"/>
         </w:rPr>
-        <w:t xml:space="preserve">   (21)</w:t>
+        <w:t>(21)</w:t>
       </w:r>
     </w:p>
     <w:tbl>
@@ -11411,8 +11516,7 @@
     </w:p>
     <w:p>
       <w:pPr>
-        <w:spacing w:before="80" w:after="120"/>
-        <w:jc w:val="center"/>
+        <w:pStyle w:val="FirstParagraph"/>
       </w:pPr>
       <m:oMathPara>
         <m:oMathParaPr>
@@ -11554,11 +11658,17 @@
           </m:r>
         </m:oMath>
       </m:oMathPara>
+    </w:p>
+    <w:p>
+      <w:pPr>
+        <w:spacing w:before="0" w:after="60"/>
+        <w:jc w:val="right"/>
+      </w:pPr>
       <w:r>
         <w:rPr>
-          <w:sz w:val="16"/>
+          <w:sz w:val="14"/>
         </w:rPr>
-        <w:t xml:space="preserve">   (22)</w:t>
+        <w:t>(22)</w:t>
       </w:r>
     </w:p>
     <w:p>
@@ -11588,8 +11698,7 @@
     </w:p>
     <w:p>
       <w:pPr>
-        <w:spacing w:before="80" w:after="120"/>
-        <w:jc w:val="center"/>
+        <w:pStyle w:val="FirstParagraph"/>
       </w:pPr>
       <m:oMathPara>
         <m:oMathParaPr>
@@ -11939,11 +12048,17 @@
           </m:f>
         </m:oMath>
       </m:oMathPara>
+    </w:p>
+    <w:p>
+      <w:pPr>
+        <w:spacing w:before="0" w:after="60"/>
+        <w:jc w:val="right"/>
+      </w:pPr>
       <w:r>
         <w:rPr>
-          <w:sz w:val="16"/>
+          <w:sz w:val="14"/>
         </w:rPr>
-        <w:t xml:space="preserve">   (23)</w:t>
+        <w:t>(23)</w:t>
       </w:r>
     </w:p>
     <w:p>
@@ -11956,8 +12071,7 @@
     </w:p>
     <w:p>
       <w:pPr>
-        <w:spacing w:before="80" w:after="120"/>
-        <w:jc w:val="center"/>
+        <w:pStyle w:val="FirstParagraph"/>
       </w:pPr>
       <m:oMathPara>
         <m:oMathParaPr>
@@ -12180,11 +12294,17 @@
           </m:d>
         </m:oMath>
       </m:oMathPara>
+    </w:p>
+    <w:p>
+      <w:pPr>
+        <w:spacing w:before="0" w:after="60"/>
+        <w:jc w:val="right"/>
+      </w:pPr>
       <w:r>
         <w:rPr>
-          <w:sz w:val="16"/>
+          <w:sz w:val="14"/>
         </w:rPr>
-        <w:t xml:space="preserve">   (24)</w:t>
+        <w:t>(24)</w:t>
       </w:r>
     </w:p>
     <w:p>
@@ -12197,8 +12317,7 @@
     </w:p>
     <w:p>
       <w:pPr>
-        <w:spacing w:before="80" w:after="120"/>
-        <w:jc w:val="center"/>
+        <w:pStyle w:val="FirstParagraph"/>
       </w:pPr>
       <m:oMathPara>
         <m:oMathParaPr>
@@ -12357,11 +12476,17 @@
           </m:d>
         </m:oMath>
       </m:oMathPara>
+    </w:p>
+    <w:p>
+      <w:pPr>
+        <w:spacing w:before="0" w:after="60"/>
+        <w:jc w:val="right"/>
+      </w:pPr>
       <w:r>
         <w:rPr>
-          <w:sz w:val="16"/>
+          <w:sz w:val="14"/>
         </w:rPr>
-        <w:t xml:space="preserve">   (25)</w:t>
+        <w:t>(25)</w:t>
       </w:r>
     </w:p>
     <w:p>
@@ -14022,8 +14147,7 @@
     </w:p>
     <w:p>
       <w:pPr>
-        <w:spacing w:before="80" w:after="120"/>
-        <w:jc w:val="center"/>
+        <w:pStyle w:val="FirstParagraph"/>
       </w:pPr>
       <m:oMathPara>
         <m:oMathParaPr>
@@ -14150,11 +14274,17 @@
           </m:nary>
         </m:oMath>
       </m:oMathPara>
+    </w:p>
+    <w:p>
+      <w:pPr>
+        <w:spacing w:before="0" w:after="60"/>
+        <w:jc w:val="right"/>
+      </w:pPr>
       <w:r>
         <w:rPr>
-          <w:sz w:val="16"/>
+          <w:sz w:val="14"/>
         </w:rPr>
-        <w:t xml:space="preserve">   (26)</w:t>
+        <w:t>(26)</w:t>
       </w:r>
     </w:p>
     <w:p>

--- a/deliverables/RDelay_종합설계서_v0.1.docx
+++ b/deliverables/RDelay_종합설계서_v0.1.docx
@@ -4229,25 +4229,16 @@
           <m:r>
             <m:t>ρ</m:t>
           </m:r>
-          <m:r>
-            <m:t>​</m:t>
-          </m:r>
           <m:d>
             <m:dPr>
-              <m:begChr m:val="["/>
-              <m:endChr m:val="]"/>
+              <m:begChr m:val="("/>
+              <m:endChr m:val=")"/>
               <m:sepChr m:val=""/>
               <m:grow/>
             </m:dPr>
             <m:e>
               <m:r>
-                <m:rPr>
-                  <m:sty m:val="p"/>
-                </m:rPr>
-                <m:t>diag</m:t>
-              </m:r>
-              <m:r>
-                <m:t>​</m:t>
+                <m:t>K</m:t>
               </m:r>
               <m:d>
                 <m:dPr>
@@ -4257,10 +4248,104 @@
                   <m:grow/>
                 </m:dPr>
                 <m:e>
+                  <m:r>
+                    <m:t>t</m:t>
+                  </m:r>
+                </m:e>
+              </m:d>
+            </m:e>
+          </m:d>
+          <m:r>
+            <m:rPr>
+              <m:sty m:val="p"/>
+            </m:rPr>
+            <m:t>,</m:t>
+          </m:r>
+          <m:r>
+            <m:t>  </m:t>
+          </m:r>
+          <m:r>
+            <m:t>K</m:t>
+          </m:r>
+          <m:d>
+            <m:dPr>
+              <m:begChr m:val="("/>
+              <m:endChr m:val=")"/>
+              <m:sepChr m:val=""/>
+              <m:grow/>
+            </m:dPr>
+            <m:e>
+              <m:r>
+                <m:t>t</m:t>
+              </m:r>
+            </m:e>
+          </m:d>
+          <m:r>
+            <m:rPr>
+              <m:sty m:val="p"/>
+            </m:rPr>
+            <m:t>=</m:t>
+          </m:r>
+          <m:r>
+            <m:rPr>
+              <m:sty m:val="p"/>
+            </m:rPr>
+            <m:t>diag</m:t>
+          </m:r>
+          <m:d>
+            <m:dPr>
+              <m:begChr m:val="("/>
+              <m:endChr m:val=")"/>
+              <m:sepChr m:val=""/>
+              <m:grow/>
+            </m:dPr>
+            <m:e>
+              <m:sSub>
+                <m:e>
+                  <m:r>
+                    <m:t>β</m:t>
+                  </m:r>
+                </m:e>
+                <m:sub>
+                  <m:r>
+                    <m:t>i</m:t>
+                  </m:r>
+                </m:sub>
+              </m:sSub>
+              <m:d>
+                <m:dPr>
+                  <m:begChr m:val="("/>
+                  <m:endChr m:val=")"/>
+                  <m:sepChr m:val=""/>
+                  <m:grow/>
+                </m:dPr>
+                <m:e>
+                  <m:r>
+                    <m:t>t</m:t>
+                  </m:r>
+                </m:e>
+              </m:d>
+              <m:d>
+                <m:dPr>
+                  <m:begChr m:val="("/>
+                  <m:endChr m:val=")"/>
+                  <m:sepChr m:val=""/>
+                  <m:grow/>
+                </m:dPr>
+                <m:e>
+                  <m:r>
+                    <m:t>1</m:t>
+                  </m:r>
+                  <m:r>
+                    <m:rPr>
+                      <m:sty m:val="p"/>
+                    </m:rPr>
+                    <m:t>−</m:t>
+                  </m:r>
                   <m:sSub>
                     <m:e>
                       <m:r>
-                        <m:t>β</m:t>
+                        <m:t>x</m:t>
                       </m:r>
                     </m:e>
                     <m:sub>
@@ -4282,55 +4367,31 @@
                       </m:r>
                     </m:e>
                   </m:d>
-                  <m:d>
-                    <m:dPr>
-                      <m:begChr m:val="("/>
-                      <m:endChr m:val=")"/>
-                      <m:sepChr m:val=""/>
-                      <m:grow/>
-                    </m:dPr>
-                    <m:e>
-                      <m:r>
-                        <m:t>1</m:t>
-                      </m:r>
-                      <m:r>
-                        <m:rPr>
-                          <m:sty m:val="p"/>
-                        </m:rPr>
-                        <m:t>−</m:t>
-                      </m:r>
-                      <m:sSub>
-                        <m:e>
-                          <m:r>
-                            <m:t>x</m:t>
-                          </m:r>
-                        </m:e>
-                        <m:sub>
-                          <m:r>
-                            <m:t>i</m:t>
-                          </m:r>
-                        </m:sub>
-                      </m:sSub>
-                      <m:d>
-                        <m:dPr>
-                          <m:begChr m:val="("/>
-                          <m:endChr m:val=")"/>
-                          <m:sepChr m:val=""/>
-                          <m:grow/>
-                        </m:dPr>
-                        <m:e>
-                          <m:r>
-                            <m:t>t</m:t>
-                          </m:r>
-                        </m:e>
-                      </m:d>
-                    </m:e>
-                  </m:d>
                 </m:e>
               </m:d>
+            </m:e>
+          </m:d>
+          <m:r>
+            <m:t>C</m:t>
+          </m:r>
+          <m:d>
+            <m:dPr>
+              <m:begChr m:val="("/>
+              <m:endChr m:val=")"/>
+              <m:sepChr m:val=""/>
+              <m:grow/>
+            </m:dPr>
+            <m:e>
               <m:r>
-                <m:t>C</m:t>
+                <m:t>t</m:t>
               </m:r>
+            </m:e>
+          </m:d>
+          <m:r>
+            <m:t>Γ</m:t>
+          </m:r>
+          <m:sSup>
+            <m:e>
               <m:d>
                 <m:dPr>
                   <m:begChr m:val="("/>
@@ -4344,39 +4405,19 @@
                   </m:r>
                 </m:e>
               </m:d>
+            </m:e>
+            <m:sup>
               <m:r>
-                <m:t>Γ</m:t>
+                <m:rPr>
+                  <m:sty m:val="p"/>
+                </m:rPr>
+                <m:t>−</m:t>
               </m:r>
-              <m:sSup>
-                <m:e>
-                  <m:d>
-                    <m:dPr>
-                      <m:begChr m:val="("/>
-                      <m:endChr m:val=")"/>
-                      <m:sepChr m:val=""/>
-                      <m:grow/>
-                    </m:dPr>
-                    <m:e>
-                      <m:r>
-                        <m:t>t</m:t>
-                      </m:r>
-                    </m:e>
-                  </m:d>
-                </m:e>
-                <m:sup>
-                  <m:r>
-                    <m:rPr>
-                      <m:sty m:val="p"/>
-                    </m:rPr>
-                    <m:t>−</m:t>
-                  </m:r>
-                  <m:r>
-                    <m:t>1</m:t>
-                  </m:r>
-                </m:sup>
-              </m:sSup>
-            </m:e>
-          </m:d>
+              <m:r>
+                <m:t>1</m:t>
+              </m:r>
+            </m:sup>
+          </m:sSup>
         </m:oMath>
       </m:oMathPara>
     </w:p>
